--- a/Практическая работа №1 Карась Д. А. ИВБ-411 АИТ.docx
+++ b/Практическая работа №1 Карась Д. А. ИВБ-411 АИТ.docx
@@ -1400,7 +1400,27 @@
           <w:szCs w:val="28"/>
           <w:lang w:eastAsia="ru-RU"/>
         </w:rPr>
-        <w:t>2025г.</w:t>
+        <w:t>202</w:t>
+      </w:r>
+      <w:r>
+        <w:rPr>
+          <w:rFonts w:ascii="Times New Roman" w:eastAsia="Times New Roman" w:hAnsi="Times New Roman" w:cs="Times New Roman"/>
+          <w:b/>
+          <w:sz w:val="28"/>
+          <w:szCs w:val="28"/>
+          <w:lang w:val="en-US" w:eastAsia="ru-RU"/>
+        </w:rPr>
+        <w:t>6</w:t>
+      </w:r>
+      <w:r>
+        <w:rPr>
+          <w:rFonts w:ascii="Times New Roman" w:eastAsia="Times New Roman" w:hAnsi="Times New Roman" w:cs="Times New Roman"/>
+          <w:b/>
+          <w:sz w:val="28"/>
+          <w:szCs w:val="28"/>
+          <w:lang w:eastAsia="ru-RU"/>
+        </w:rPr>
+        <w:t>г.</w:t>
       </w:r>
     </w:p>
     <w:p>
@@ -2092,15 +2112,7 @@
           <w:sz w:val="28"/>
           <w:szCs w:val="28"/>
         </w:rPr>
-        <w:t xml:space="preserve"> </w:t>
-      </w:r>
-      <w:r>
-        <w:rPr>
-          <w:rFonts w:ascii="Times New Roman" w:hAnsi="Times New Roman" w:cs="Times New Roman"/>
-          <w:sz w:val="28"/>
-          <w:szCs w:val="28"/>
-        </w:rPr>
-        <w:t>​ и стоимостью v</w:t>
+        <w:t xml:space="preserve"> ​ и стоимостью v</w:t>
       </w:r>
       <w:proofErr w:type="spellStart"/>
       <w:r>
@@ -2120,15 +2132,7 @@
           <w:sz w:val="28"/>
           <w:szCs w:val="28"/>
         </w:rPr>
-        <w:t xml:space="preserve"> </w:t>
-      </w:r>
-      <w:r>
-        <w:rPr>
-          <w:rFonts w:ascii="Times New Roman" w:hAnsi="Times New Roman" w:cs="Times New Roman"/>
-          <w:sz w:val="28"/>
-          <w:szCs w:val="28"/>
-        </w:rPr>
-        <w:t xml:space="preserve">​. Для каждого предмета можно либо взять его целиком (1), либо не брать вовсе (0). Частично брать предметы нельзя. Цель — выбрать предметы так, чтобы суммарный вес не превышал </w:t>
+        <w:t xml:space="preserve"> ​. Для каждого предмета можно либо взять его целиком (1), либо не брать вовсе (0). Частично брать предметы нельзя. Цель — выбрать предметы так, чтобы суммарный вес не превышал </w:t>
       </w:r>
       <w:proofErr w:type="gramStart"/>
       <w:r>
@@ -4230,6 +4234,7 @@
   <w:style w:type="character" w:default="1" w:styleId="a0">
     <w:name w:val="Default Paragraph Font"/>
     <w:uiPriority w:val="1"/>
+    <w:semiHidden/>
     <w:unhideWhenUsed/>
   </w:style>
   <w:style w:type="table" w:default="1" w:styleId="a1">

--- a/Практическая работа №1 Карась Д. А. ИВБ-411 АИТ.docx
+++ b/Практическая работа №1 Карась Д. А. ИВБ-411 АИТ.docx
@@ -606,11 +606,10 @@
                 <w:iCs/>
                 <w:kern w:val="2"/>
                 <w:szCs w:val="28"/>
-                <w:u w:val="single"/>
                 <w:lang w:eastAsia="ru-RU"/>
                 <w14:ligatures w14:val="standardContextual"/>
               </w:rPr>
-              <w:t>13.02.2026</w:t>
+              <w:t>________</w:t>
             </w:r>
             <w:r>
               <w:rPr>
@@ -1408,7 +1407,7 @@
           <w:b/>
           <w:sz w:val="28"/>
           <w:szCs w:val="28"/>
-          <w:lang w:val="en-US" w:eastAsia="ru-RU"/>
+          <w:lang w:eastAsia="ru-RU"/>
         </w:rPr>
         <w:t>6</w:t>
       </w:r>
@@ -2132,7 +2131,23 @@
           <w:sz w:val="28"/>
           <w:szCs w:val="28"/>
         </w:rPr>
-        <w:t xml:space="preserve"> ​. Для каждого предмета можно либо взять его целиком (1), либо не брать вовсе (0). Частично брать предметы нельзя. Цель — выбрать предметы так, чтобы суммарный вес не превышал </w:t>
+        <w:t xml:space="preserve"> ​. Для каждого предмета можно либо взять его целиком (1), либо не брать вовсе (0). Частично брать предметы нельзя. Цель </w:t>
+      </w:r>
+      <w:r>
+        <w:rPr>
+          <w:rFonts w:ascii="Times New Roman" w:hAnsi="Times New Roman" w:cs="Times New Roman"/>
+          <w:sz w:val="28"/>
+          <w:szCs w:val="28"/>
+        </w:rPr>
+        <w:t>–</w:t>
+      </w:r>
+      <w:r>
+        <w:rPr>
+          <w:rFonts w:ascii="Times New Roman" w:hAnsi="Times New Roman" w:cs="Times New Roman"/>
+          <w:sz w:val="28"/>
+          <w:szCs w:val="28"/>
+        </w:rPr>
+        <w:t xml:space="preserve"> выбрать предметы так, чтобы суммарный вес не превышал </w:t>
       </w:r>
       <w:proofErr w:type="gramStart"/>
       <w:r>
@@ -2150,7 +2165,162 @@
           <w:sz w:val="28"/>
           <w:szCs w:val="28"/>
         </w:rPr>
-        <w:t xml:space="preserve"> и суммарная стоимость была максимальной.</w:t>
+        <w:t xml:space="preserve"> и суммарная стоимость была максимальной</w:t>
+      </w:r>
+      <w:r>
+        <w:rPr>
+          <w:rFonts w:ascii="Times New Roman" w:hAnsi="Times New Roman" w:cs="Times New Roman"/>
+          <w:sz w:val="28"/>
+          <w:szCs w:val="28"/>
+        </w:rPr>
+        <w:t>.</w:t>
+      </w:r>
+    </w:p>
+    <w:p>
+      <w:pPr>
+        <w:rPr>
+          <w:rFonts w:ascii="Times New Roman" w:hAnsi="Times New Roman" w:cs="Times New Roman"/>
+          <w:b/>
+          <w:bCs/>
+          <w:sz w:val="28"/>
+          <w:szCs w:val="28"/>
+        </w:rPr>
+      </w:pPr>
+      <w:r>
+        <w:rPr>
+          <w:rFonts w:ascii="Times New Roman" w:hAnsi="Times New Roman" w:cs="Times New Roman"/>
+          <w:b/>
+          <w:bCs/>
+          <w:sz w:val="28"/>
+          <w:szCs w:val="28"/>
+        </w:rPr>
+        <w:lastRenderedPageBreak/>
+        <w:t>Результаты работы алгоритмов:</w:t>
+      </w:r>
+    </w:p>
+    <w:p>
+      <w:pPr>
+        <w:rPr>
+          <w:rFonts w:ascii="Times New Roman" w:hAnsi="Times New Roman" w:cs="Times New Roman"/>
+          <w:sz w:val="28"/>
+          <w:szCs w:val="28"/>
+          <w:lang w:val="en-US"/>
+        </w:rPr>
+      </w:pPr>
+      <w:r>
+        <w:rPr>
+          <w:rFonts w:ascii="Times New Roman" w:hAnsi="Times New Roman" w:cs="Times New Roman"/>
+          <w:sz w:val="28"/>
+          <w:szCs w:val="28"/>
+          <w:lang w:val="en-US"/>
+        </w:rPr>
+        <w:drawing>
+          <wp:inline distT="0" distB="0" distL="0" distR="0" wp14:anchorId="0ED7F180" wp14:editId="3AAFEDF0">
+            <wp:extent cx="3838575" cy="4271689"/>
+            <wp:effectExtent l="0" t="0" r="0" b="0"/>
+            <wp:docPr id="1" name="Рисунок 1"/>
+            <wp:cNvGraphicFramePr>
+              <a:graphicFrameLocks xmlns:a="http://schemas.openxmlformats.org/drawingml/2006/main" noChangeAspect="1"/>
+            </wp:cNvGraphicFramePr>
+            <a:graphic xmlns:a="http://schemas.openxmlformats.org/drawingml/2006/main">
+              <a:graphicData uri="http://schemas.openxmlformats.org/drawingml/2006/picture">
+                <pic:pic xmlns:pic="http://schemas.openxmlformats.org/drawingml/2006/picture">
+                  <pic:nvPicPr>
+                    <pic:cNvPr id="1" name=""/>
+                    <pic:cNvPicPr/>
+                  </pic:nvPicPr>
+                  <pic:blipFill>
+                    <a:blip r:embed="rId5"/>
+                    <a:stretch>
+                      <a:fillRect/>
+                    </a:stretch>
+                  </pic:blipFill>
+                  <pic:spPr>
+                    <a:xfrm>
+                      <a:off x="0" y="0"/>
+                      <a:ext cx="3848112" cy="4282302"/>
+                    </a:xfrm>
+                    <a:prstGeom prst="rect">
+                      <a:avLst/>
+                    </a:prstGeom>
+                  </pic:spPr>
+                </pic:pic>
+              </a:graphicData>
+            </a:graphic>
+          </wp:inline>
+        </w:drawing>
+      </w:r>
+    </w:p>
+    <w:p>
+      <w:pPr>
+        <w:rPr>
+          <w:rFonts w:ascii="Times New Roman" w:hAnsi="Times New Roman" w:cs="Times New Roman"/>
+          <w:b/>
+          <w:bCs/>
+          <w:sz w:val="28"/>
+          <w:szCs w:val="28"/>
+        </w:rPr>
+      </w:pPr>
+      <w:r>
+        <w:rPr>
+          <w:rFonts w:ascii="Times New Roman" w:hAnsi="Times New Roman" w:cs="Times New Roman"/>
+          <w:b/>
+          <w:bCs/>
+          <w:sz w:val="28"/>
+          <w:szCs w:val="28"/>
+        </w:rPr>
+        <w:t>Сравнение алгоритмов:</w:t>
+      </w:r>
+    </w:p>
+    <w:p>
+      <w:pPr>
+        <w:rPr>
+          <w:rFonts w:ascii="Times New Roman" w:hAnsi="Times New Roman" w:cs="Times New Roman"/>
+          <w:sz w:val="28"/>
+          <w:szCs w:val="28"/>
+        </w:rPr>
+      </w:pPr>
+      <w:r>
+        <w:rPr>
+          <w:rFonts w:ascii="Times New Roman" w:hAnsi="Times New Roman" w:cs="Times New Roman"/>
+          <w:sz w:val="28"/>
+          <w:szCs w:val="28"/>
+        </w:rPr>
+        <w:drawing>
+          <wp:inline distT="0" distB="0" distL="0" distR="0" wp14:anchorId="762FA69A" wp14:editId="00125BC6">
+            <wp:extent cx="5281382" cy="4086225"/>
+            <wp:effectExtent l="0" t="0" r="0" b="0"/>
+            <wp:docPr id="2" name="Рисунок 2"/>
+            <wp:cNvGraphicFramePr>
+              <a:graphicFrameLocks xmlns:a="http://schemas.openxmlformats.org/drawingml/2006/main" noChangeAspect="1"/>
+            </wp:cNvGraphicFramePr>
+            <a:graphic xmlns:a="http://schemas.openxmlformats.org/drawingml/2006/main">
+              <a:graphicData uri="http://schemas.openxmlformats.org/drawingml/2006/picture">
+                <pic:pic xmlns:pic="http://schemas.openxmlformats.org/drawingml/2006/picture">
+                  <pic:nvPicPr>
+                    <pic:cNvPr id="1" name=""/>
+                    <pic:cNvPicPr/>
+                  </pic:nvPicPr>
+                  <pic:blipFill>
+                    <a:blip r:embed="rId6"/>
+                    <a:stretch>
+                      <a:fillRect/>
+                    </a:stretch>
+                  </pic:blipFill>
+                  <pic:spPr>
+                    <a:xfrm>
+                      <a:off x="0" y="0"/>
+                      <a:ext cx="5300030" cy="4100653"/>
+                    </a:xfrm>
+                    <a:prstGeom prst="rect">
+                      <a:avLst/>
+                    </a:prstGeom>
+                  </pic:spPr>
+                </pic:pic>
+              </a:graphicData>
+            </a:graphic>
+          </wp:inline>
+        </w:drawing>
       </w:r>
     </w:p>
     <w:p>
@@ -2198,7 +2368,23 @@
           <w:szCs w:val="24"/>
         </w:rPr>
         <w:br/>
-        <w:t xml:space="preserve">Задача — построить множество Парето, то есть выбрать все </w:t>
+        <w:t xml:space="preserve">Задача </w:t>
+      </w:r>
+      <w:r>
+        <w:rPr>
+          <w:rFonts w:ascii="Times New Roman" w:hAnsi="Times New Roman" w:cs="Times New Roman"/>
+          <w:sz w:val="28"/>
+          <w:szCs w:val="24"/>
+        </w:rPr>
+        <w:t>–</w:t>
+      </w:r>
+      <w:r>
+        <w:rPr>
+          <w:rFonts w:ascii="Times New Roman" w:hAnsi="Times New Roman" w:cs="Times New Roman"/>
+          <w:sz w:val="28"/>
+          <w:szCs w:val="24"/>
+        </w:rPr>
+        <w:t xml:space="preserve"> построить множество Парето, то есть выбрать все </w:t>
       </w:r>
       <w:proofErr w:type="spellStart"/>
       <w:r>
@@ -2245,7 +2431,21 @@
           <w:rFonts w:ascii="Times New Roman" w:hAnsi="Times New Roman" w:cs="Times New Roman"/>
           <w:sz w:val="28"/>
         </w:rPr>
-        <w:t xml:space="preserve"> — множество объектов, </w:t>
+        <w:t xml:space="preserve"> </w:t>
+      </w:r>
+      <w:r>
+        <w:rPr>
+          <w:rFonts w:ascii="Times New Roman" w:hAnsi="Times New Roman" w:cs="Times New Roman"/>
+          <w:sz w:val="28"/>
+        </w:rPr>
+        <w:t>–</w:t>
+      </w:r>
+      <w:r>
+        <w:rPr>
+          <w:rFonts w:ascii="Times New Roman" w:hAnsi="Times New Roman" w:cs="Times New Roman"/>
+          <w:sz w:val="28"/>
+        </w:rPr>
+        <w:t xml:space="preserve"> множество объектов, </w:t>
       </w:r>
       <w:proofErr w:type="spellStart"/>
       <w:r>
@@ -2290,7 +2490,21 @@
           <w:rFonts w:ascii="Times New Roman" w:hAnsi="Times New Roman" w:cs="Times New Roman"/>
           <w:sz w:val="28"/>
         </w:rPr>
-        <w:t xml:space="preserve"> — множество объектов, которые не </w:t>
+        <w:t xml:space="preserve"> </w:t>
+      </w:r>
+      <w:r>
+        <w:rPr>
+          <w:rFonts w:ascii="Times New Roman" w:hAnsi="Times New Roman" w:cs="Times New Roman"/>
+          <w:sz w:val="28"/>
+        </w:rPr>
+        <w:t>–</w:t>
+      </w:r>
+      <w:r>
+        <w:rPr>
+          <w:rFonts w:ascii="Times New Roman" w:hAnsi="Times New Roman" w:cs="Times New Roman"/>
+          <w:sz w:val="28"/>
+        </w:rPr>
+        <w:t xml:space="preserve"> множество объектов, которые не </w:t>
       </w:r>
       <w:proofErr w:type="spellStart"/>
       <w:r>
@@ -2313,6 +2527,212 @@
       <w:pPr>
         <w:rPr>
           <w:rFonts w:ascii="Times New Roman" w:hAnsi="Times New Roman" w:cs="Times New Roman"/>
+          <w:sz w:val="28"/>
+        </w:rPr>
+      </w:pPr>
+    </w:p>
+    <w:p>
+      <w:pPr>
+        <w:rPr>
+          <w:rFonts w:ascii="Times New Roman" w:hAnsi="Times New Roman" w:cs="Times New Roman"/>
+          <w:b/>
+          <w:bCs/>
+          <w:sz w:val="28"/>
+          <w:szCs w:val="28"/>
+        </w:rPr>
+      </w:pPr>
+      <w:r>
+        <w:rPr>
+          <w:rFonts w:ascii="Times New Roman" w:hAnsi="Times New Roman" w:cs="Times New Roman"/>
+          <w:b/>
+          <w:bCs/>
+          <w:sz w:val="28"/>
+          <w:szCs w:val="28"/>
+        </w:rPr>
+        <w:t>Результаты работы алгоритмов:</w:t>
+      </w:r>
+    </w:p>
+    <w:p>
+      <w:pPr>
+        <w:rPr>
+          <w:rFonts w:ascii="Times New Roman" w:hAnsi="Times New Roman" w:cs="Times New Roman"/>
+          <w:b/>
+          <w:bCs/>
+          <w:sz w:val="28"/>
+          <w:szCs w:val="28"/>
+        </w:rPr>
+      </w:pPr>
+      <w:r>
+        <w:rPr>
+          <w:rFonts w:ascii="Times New Roman" w:hAnsi="Times New Roman" w:cs="Times New Roman"/>
+          <w:b/>
+          <w:bCs/>
+          <w:sz w:val="28"/>
+          <w:szCs w:val="28"/>
+        </w:rPr>
+        <w:drawing>
+          <wp:inline distT="0" distB="0" distL="0" distR="0" wp14:anchorId="1F5FC039" wp14:editId="375E05E7">
+            <wp:extent cx="3734321" cy="5153744"/>
+            <wp:effectExtent l="0" t="0" r="0" b="8890"/>
+            <wp:docPr id="4" name="Рисунок 4"/>
+            <wp:cNvGraphicFramePr>
+              <a:graphicFrameLocks xmlns:a="http://schemas.openxmlformats.org/drawingml/2006/main" noChangeAspect="1"/>
+            </wp:cNvGraphicFramePr>
+            <a:graphic xmlns:a="http://schemas.openxmlformats.org/drawingml/2006/main">
+              <a:graphicData uri="http://schemas.openxmlformats.org/drawingml/2006/picture">
+                <pic:pic xmlns:pic="http://schemas.openxmlformats.org/drawingml/2006/picture">
+                  <pic:nvPicPr>
+                    <pic:cNvPr id="1" name=""/>
+                    <pic:cNvPicPr/>
+                  </pic:nvPicPr>
+                  <pic:blipFill>
+                    <a:blip r:embed="rId7"/>
+                    <a:stretch>
+                      <a:fillRect/>
+                    </a:stretch>
+                  </pic:blipFill>
+                  <pic:spPr>
+                    <a:xfrm>
+                      <a:off x="0" y="0"/>
+                      <a:ext cx="3734321" cy="5153744"/>
+                    </a:xfrm>
+                    <a:prstGeom prst="rect">
+                      <a:avLst/>
+                    </a:prstGeom>
+                  </pic:spPr>
+                </pic:pic>
+              </a:graphicData>
+            </a:graphic>
+          </wp:inline>
+        </w:drawing>
+      </w:r>
+    </w:p>
+    <w:p>
+      <w:pPr>
+        <w:rPr>
+          <w:rFonts w:ascii="Times New Roman" w:hAnsi="Times New Roman" w:cs="Times New Roman"/>
+          <w:sz w:val="28"/>
+        </w:rPr>
+      </w:pPr>
+      <w:r>
+        <w:rPr>
+          <w:rFonts w:ascii="Times New Roman" w:hAnsi="Times New Roman" w:cs="Times New Roman"/>
+          <w:sz w:val="28"/>
+        </w:rPr>
+        <w:lastRenderedPageBreak/>
+        <w:drawing>
+          <wp:inline distT="0" distB="0" distL="0" distR="0" wp14:anchorId="427FC13B" wp14:editId="0F77AAEA">
+            <wp:extent cx="5940425" cy="3771900"/>
+            <wp:effectExtent l="0" t="0" r="3175" b="0"/>
+            <wp:docPr id="3" name="Рисунок 3"/>
+            <wp:cNvGraphicFramePr>
+              <a:graphicFrameLocks xmlns:a="http://schemas.openxmlformats.org/drawingml/2006/main" noChangeAspect="1"/>
+            </wp:cNvGraphicFramePr>
+            <a:graphic xmlns:a="http://schemas.openxmlformats.org/drawingml/2006/main">
+              <a:graphicData uri="http://schemas.openxmlformats.org/drawingml/2006/picture">
+                <pic:pic xmlns:pic="http://schemas.openxmlformats.org/drawingml/2006/picture">
+                  <pic:nvPicPr>
+                    <pic:cNvPr id="1" name=""/>
+                    <pic:cNvPicPr/>
+                  </pic:nvPicPr>
+                  <pic:blipFill>
+                    <a:blip r:embed="rId8"/>
+                    <a:stretch>
+                      <a:fillRect/>
+                    </a:stretch>
+                  </pic:blipFill>
+                  <pic:spPr>
+                    <a:xfrm>
+                      <a:off x="0" y="0"/>
+                      <a:ext cx="5940425" cy="3771900"/>
+                    </a:xfrm>
+                    <a:prstGeom prst="rect">
+                      <a:avLst/>
+                    </a:prstGeom>
+                  </pic:spPr>
+                </pic:pic>
+              </a:graphicData>
+            </a:graphic>
+          </wp:inline>
+        </w:drawing>
+      </w:r>
+    </w:p>
+    <w:p>
+      <w:pPr>
+        <w:rPr>
+          <w:rFonts w:ascii="Times New Roman" w:hAnsi="Times New Roman" w:cs="Times New Roman"/>
+          <w:b/>
+          <w:bCs/>
+          <w:sz w:val="28"/>
+          <w:szCs w:val="28"/>
+        </w:rPr>
+      </w:pPr>
+      <w:r>
+        <w:rPr>
+          <w:rFonts w:ascii="Times New Roman" w:hAnsi="Times New Roman" w:cs="Times New Roman"/>
+          <w:b/>
+          <w:bCs/>
+          <w:sz w:val="28"/>
+          <w:szCs w:val="28"/>
+        </w:rPr>
+        <w:t>Сравнение алгоритмов:</w:t>
+      </w:r>
+    </w:p>
+    <w:p>
+      <w:pPr>
+        <w:rPr>
+          <w:rFonts w:ascii="Times New Roman" w:hAnsi="Times New Roman" w:cs="Times New Roman"/>
+          <w:sz w:val="28"/>
+          <w:lang w:val="en-US"/>
+        </w:rPr>
+      </w:pPr>
+      <w:r>
+        <w:rPr>
+          <w:rFonts w:ascii="Times New Roman" w:hAnsi="Times New Roman" w:cs="Times New Roman"/>
+          <w:sz w:val="28"/>
+          <w:lang w:val="en-US"/>
+        </w:rPr>
+        <w:drawing>
+          <wp:inline distT="0" distB="0" distL="0" distR="0" wp14:anchorId="518BA472" wp14:editId="2D73B2A8">
+            <wp:extent cx="5940425" cy="3455670"/>
+            <wp:effectExtent l="0" t="0" r="3175" b="0"/>
+            <wp:docPr id="5" name="Рисунок 5"/>
+            <wp:cNvGraphicFramePr>
+              <a:graphicFrameLocks xmlns:a="http://schemas.openxmlformats.org/drawingml/2006/main" noChangeAspect="1"/>
+            </wp:cNvGraphicFramePr>
+            <a:graphic xmlns:a="http://schemas.openxmlformats.org/drawingml/2006/main">
+              <a:graphicData uri="http://schemas.openxmlformats.org/drawingml/2006/picture">
+                <pic:pic xmlns:pic="http://schemas.openxmlformats.org/drawingml/2006/picture">
+                  <pic:nvPicPr>
+                    <pic:cNvPr id="1" name=""/>
+                    <pic:cNvPicPr/>
+                  </pic:nvPicPr>
+                  <pic:blipFill>
+                    <a:blip r:embed="rId9"/>
+                    <a:stretch>
+                      <a:fillRect/>
+                    </a:stretch>
+                  </pic:blipFill>
+                  <pic:spPr>
+                    <a:xfrm>
+                      <a:off x="0" y="0"/>
+                      <a:ext cx="5940425" cy="3455670"/>
+                    </a:xfrm>
+                    <a:prstGeom prst="rect">
+                      <a:avLst/>
+                    </a:prstGeom>
+                  </pic:spPr>
+                </pic:pic>
+              </a:graphicData>
+            </a:graphic>
+          </wp:inline>
+        </w:drawing>
+      </w:r>
+    </w:p>
+    <w:p>
+      <w:pPr>
+        <w:rPr>
+          <w:rFonts w:ascii="Times New Roman" w:hAnsi="Times New Roman" w:cs="Times New Roman"/>
           <w:b/>
           <w:bCs/>
           <w:sz w:val="28"/>
@@ -2327,176 +2747,295 @@
           <w:sz w:val="28"/>
           <w:szCs w:val="24"/>
         </w:rPr>
-        <w:t>Задание 3.</w:t>
-      </w:r>
-    </w:p>
-    <w:p>
-      <w:pPr>
-        <w:rPr>
-          <w:rFonts w:ascii="Times New Roman" w:hAnsi="Times New Roman" w:cs="Times New Roman"/>
+        <w:t xml:space="preserve">Задание </w:t>
+      </w:r>
+      <w:r>
+        <w:rPr>
+          <w:rFonts w:ascii="Times New Roman" w:hAnsi="Times New Roman" w:cs="Times New Roman"/>
+          <w:b/>
+          <w:bCs/>
           <w:sz w:val="28"/>
           <w:szCs w:val="24"/>
         </w:rPr>
-      </w:pPr>
-      <w:r>
-        <w:rPr>
-          <w:rFonts w:ascii="Times New Roman" w:hAnsi="Times New Roman" w:cs="Times New Roman"/>
+        <w:t>4</w:t>
+      </w:r>
+      <w:r>
+        <w:rPr>
+          <w:rFonts w:ascii="Times New Roman" w:hAnsi="Times New Roman" w:cs="Times New Roman"/>
+          <w:b/>
+          <w:bCs/>
           <w:sz w:val="28"/>
           <w:szCs w:val="24"/>
         </w:rPr>
-        <w:t>Дана булева формула, составленная из переменных и логических операций (AND, OR, NOT). Задача состоит в том, чтобы определить, существует ли такое присваивание истинности переменным, при котором вся формула становится истинной.</w:t>
-      </w:r>
-    </w:p>
-    <w:p>
-      <w:pPr>
-        <w:pStyle w:val="a7"/>
-        <w:numPr>
-          <w:ilvl w:val="0"/>
-          <w:numId w:val="7"/>
-        </w:numPr>
-        <w:rPr>
-          <w:rFonts w:ascii="Times New Roman" w:hAnsi="Times New Roman" w:cs="Times New Roman"/>
-          <w:sz w:val="28"/>
-        </w:rPr>
-      </w:pPr>
-      <w:r>
-        <w:rPr>
-          <w:rFonts w:ascii="Times New Roman" w:hAnsi="Times New Roman" w:cs="Times New Roman"/>
-          <w:sz w:val="28"/>
-        </w:rPr>
-        <w:t xml:space="preserve">Каждая переменная может принимать только значения </w:t>
-      </w:r>
-      <w:r>
-        <w:rPr>
-          <w:rFonts w:ascii="Times New Roman" w:hAnsi="Times New Roman" w:cs="Times New Roman"/>
-          <w:b/>
-          <w:bCs/>
-          <w:sz w:val="28"/>
-        </w:rPr>
-        <w:t>истина</w:t>
-      </w:r>
-      <w:r>
-        <w:rPr>
-          <w:rFonts w:ascii="Times New Roman" w:hAnsi="Times New Roman" w:cs="Times New Roman"/>
-          <w:sz w:val="28"/>
-        </w:rPr>
-        <w:t xml:space="preserve"> (</w:t>
+        <w:t>.</w:t>
+      </w:r>
+    </w:p>
+    <w:p>
+      <w:pPr>
+        <w:rPr>
+          <w:rFonts w:ascii="Times New Roman" w:hAnsi="Times New Roman" w:cs="Times New Roman"/>
+          <w:sz w:val="28"/>
+          <w:szCs w:val="24"/>
+        </w:rPr>
+      </w:pPr>
+      <w:r>
+        <w:rPr>
+          <w:rFonts w:ascii="Times New Roman" w:hAnsi="Times New Roman" w:cs="Times New Roman"/>
+          <w:b/>
+          <w:bCs/>
+          <w:sz w:val="28"/>
+          <w:szCs w:val="24"/>
+        </w:rPr>
+        <w:t>Наибольшая общая подпоследовательность</w:t>
+      </w:r>
+      <w:r>
+        <w:rPr>
+          <w:rFonts w:ascii="Times New Roman" w:hAnsi="Times New Roman" w:cs="Times New Roman"/>
+          <w:sz w:val="28"/>
+          <w:szCs w:val="24"/>
+        </w:rPr>
+        <w:t xml:space="preserve"> </w:t>
+      </w:r>
+      <w:r>
+        <w:rPr>
+          <w:rFonts w:ascii="Times New Roman" w:hAnsi="Times New Roman" w:cs="Times New Roman"/>
+          <w:sz w:val="28"/>
+          <w:szCs w:val="24"/>
+        </w:rPr>
+        <w:t xml:space="preserve">– </w:t>
+      </w:r>
+      <w:r>
+        <w:rPr>
+          <w:rFonts w:ascii="Times New Roman" w:hAnsi="Times New Roman" w:cs="Times New Roman"/>
+          <w:sz w:val="28"/>
+          <w:szCs w:val="24"/>
+        </w:rPr>
+        <w:t>это самая длинная последовательность символов, которая встречается в обеих строках в одном и том же относительном порядке, но не обязательно непрерывно.</w:t>
+      </w:r>
+    </w:p>
+    <w:p>
+      <w:pPr>
+        <w:rPr>
+          <w:rFonts w:ascii="Times New Roman" w:hAnsi="Times New Roman" w:cs="Times New Roman"/>
+          <w:sz w:val="28"/>
+          <w:szCs w:val="24"/>
+        </w:rPr>
+      </w:pPr>
+      <w:r>
+        <w:rPr>
+          <w:rFonts w:ascii="Times New Roman" w:hAnsi="Times New Roman" w:cs="Times New Roman"/>
+          <w:sz w:val="28"/>
+          <w:szCs w:val="24"/>
+        </w:rPr>
+        <w:lastRenderedPageBreak/>
+        <w:t>В ходе данной работы мы реализовали и исследовали алгоритм поиска наибольшей общей подпоследовательности для двух произвольных строк. Основная задача заключалась в сравнении эффективности классического рекурсивного перебора и метода динамического программирования.</w:t>
+      </w:r>
+    </w:p>
+    <w:p>
+      <w:pPr>
+        <w:rPr>
+          <w:rFonts w:ascii="Times New Roman" w:hAnsi="Times New Roman" w:cs="Times New Roman"/>
+          <w:sz w:val="28"/>
+          <w:szCs w:val="24"/>
+        </w:rPr>
+      </w:pPr>
+      <w:r>
+        <w:rPr>
+          <w:rFonts w:ascii="Times New Roman" w:hAnsi="Times New Roman" w:cs="Times New Roman"/>
+          <w:sz w:val="28"/>
+          <w:szCs w:val="24"/>
+        </w:rPr>
+        <w:t xml:space="preserve">Для этого мы написали программу на языке C++, которая позволяет вводить данные вручную или загружать их из файлов разного объема. В основе первого метода лежит использование двумерного массива для хранения длин уже найденных </w:t>
       </w:r>
       <w:proofErr w:type="spellStart"/>
       <w:r>
         <w:rPr>
           <w:rFonts w:ascii="Times New Roman" w:hAnsi="Times New Roman" w:cs="Times New Roman"/>
           <w:sz w:val="28"/>
-        </w:rPr>
-        <w:t>true</w:t>
+          <w:szCs w:val="24"/>
+        </w:rPr>
+        <w:t>подпоследовательностей</w:t>
       </w:r>
       <w:proofErr w:type="spellEnd"/>
       <w:r>
         <w:rPr>
           <w:rFonts w:ascii="Times New Roman" w:hAnsi="Times New Roman" w:cs="Times New Roman"/>
           <w:sz w:val="28"/>
-        </w:rPr>
-        <w:t xml:space="preserve">) или </w:t>
-      </w:r>
-      <w:r>
-        <w:rPr>
-          <w:rFonts w:ascii="Times New Roman" w:hAnsi="Times New Roman" w:cs="Times New Roman"/>
-          <w:b/>
-          <w:bCs/>
-          <w:sz w:val="28"/>
-        </w:rPr>
-        <w:t>ложь</w:t>
-      </w:r>
-      <w:r>
-        <w:rPr>
-          <w:rFonts w:ascii="Times New Roman" w:hAnsi="Times New Roman" w:cs="Times New Roman"/>
-          <w:sz w:val="28"/>
-        </w:rPr>
-        <w:t xml:space="preserve"> (</w:t>
-      </w:r>
-      <w:proofErr w:type="spellStart"/>
-      <w:r>
-        <w:rPr>
-          <w:rFonts w:ascii="Times New Roman" w:hAnsi="Times New Roman" w:cs="Times New Roman"/>
-          <w:sz w:val="28"/>
-        </w:rPr>
-        <w:t>false</w:t>
-      </w:r>
-      <w:proofErr w:type="spellEnd"/>
-      <w:r>
-        <w:rPr>
-          <w:rFonts w:ascii="Times New Roman" w:hAnsi="Times New Roman" w:cs="Times New Roman"/>
-          <w:sz w:val="28"/>
-        </w:rPr>
-        <w:t>).</w:t>
-      </w:r>
-    </w:p>
-    <w:p>
-      <w:pPr>
-        <w:pStyle w:val="a7"/>
-        <w:numPr>
-          <w:ilvl w:val="0"/>
-          <w:numId w:val="7"/>
-        </w:numPr>
-        <w:rPr>
-          <w:rFonts w:ascii="Times New Roman" w:hAnsi="Times New Roman" w:cs="Times New Roman"/>
-          <w:sz w:val="28"/>
-        </w:rPr>
-      </w:pPr>
-      <w:r>
-        <w:rPr>
-          <w:rFonts w:ascii="Times New Roman" w:hAnsi="Times New Roman" w:cs="Times New Roman"/>
-          <w:sz w:val="28"/>
-        </w:rPr>
-        <w:t>Формула может быть представлена в различных нормальных формах, например, КНФ (конъюнктивная нормальная форма).</w:t>
-      </w:r>
-    </w:p>
-    <w:p>
-      <w:pPr>
-        <w:pStyle w:val="a7"/>
-        <w:numPr>
-          <w:ilvl w:val="0"/>
-          <w:numId w:val="7"/>
-        </w:numPr>
-        <w:rPr>
-          <w:rFonts w:ascii="Times New Roman" w:hAnsi="Times New Roman" w:cs="Times New Roman"/>
-          <w:sz w:val="28"/>
-        </w:rPr>
-      </w:pPr>
-      <w:r>
-        <w:rPr>
-          <w:rFonts w:ascii="Times New Roman" w:hAnsi="Times New Roman" w:cs="Times New Roman"/>
-          <w:sz w:val="28"/>
-        </w:rPr>
-        <w:t>Цель — определить, выполнима ли формула (существует ли решение), и при необходимости найти одно из решений.</w:t>
-      </w:r>
-    </w:p>
-    <w:p>
-      <w:pPr>
-        <w:rPr>
-          <w:rFonts w:ascii="Times New Roman" w:hAnsi="Times New Roman" w:cs="Times New Roman"/>
-          <w:sz w:val="28"/>
           <w:szCs w:val="24"/>
         </w:rPr>
-      </w:pPr>
-    </w:p>
-    <w:p>
-      <w:pPr>
-        <w:rPr>
-          <w:rFonts w:ascii="Times New Roman" w:hAnsi="Times New Roman" w:cs="Times New Roman"/>
-          <w:b/>
-          <w:bCs/>
-        </w:rPr>
-      </w:pPr>
-    </w:p>
-    <w:p>
-      <w:pPr>
-        <w:rPr>
-          <w:rFonts w:ascii="Times New Roman" w:hAnsi="Times New Roman" w:cs="Times New Roman"/>
-          <w:b/>
-          <w:bCs/>
-        </w:rPr>
-      </w:pPr>
+        <w:t>, что позволяет избежать повторных вычислений и находить результат за полиномиальное время. Второй метод использует наивную рекурсию, которая разделяет задачу на ветви при каждом несовпадении символов, что приводит к экспоненциальному росту числа операций.</w:t>
+      </w:r>
+    </w:p>
+    <w:p>
+      <w:pPr>
+        <w:rPr>
+          <w:rFonts w:ascii="Times New Roman" w:hAnsi="Times New Roman" w:cs="Times New Roman"/>
+          <w:b/>
+          <w:bCs/>
+          <w:sz w:val="28"/>
+          <w:szCs w:val="28"/>
+        </w:rPr>
+      </w:pPr>
+      <w:r>
+        <w:rPr>
+          <w:rFonts w:ascii="Times New Roman" w:hAnsi="Times New Roman" w:cs="Times New Roman"/>
+          <w:b/>
+          <w:bCs/>
+          <w:sz w:val="28"/>
+          <w:szCs w:val="28"/>
+        </w:rPr>
+        <w:t>Результаты работы алгоритмов:</w:t>
+      </w:r>
+    </w:p>
+    <w:p>
+      <w:pPr>
+        <w:rPr>
+          <w:rFonts w:ascii="Times New Roman" w:hAnsi="Times New Roman" w:cs="Times New Roman"/>
+          <w:b/>
+          <w:bCs/>
+          <w:sz w:val="28"/>
+          <w:szCs w:val="28"/>
+        </w:rPr>
+      </w:pPr>
+      <w:r>
+        <w:rPr>
+          <w:rFonts w:ascii="Times New Roman" w:hAnsi="Times New Roman" w:cs="Times New Roman"/>
+          <w:b/>
+          <w:bCs/>
+          <w:sz w:val="28"/>
+          <w:szCs w:val="28"/>
+        </w:rPr>
+        <w:drawing>
+          <wp:inline distT="0" distB="0" distL="0" distR="0" wp14:anchorId="205E1CA8" wp14:editId="557E22C2">
+            <wp:extent cx="4772691" cy="4839375"/>
+            <wp:effectExtent l="0" t="0" r="8890" b="0"/>
+            <wp:docPr id="7" name="Рисунок 7"/>
+            <wp:cNvGraphicFramePr>
+              <a:graphicFrameLocks xmlns:a="http://schemas.openxmlformats.org/drawingml/2006/main" noChangeAspect="1"/>
+            </wp:cNvGraphicFramePr>
+            <a:graphic xmlns:a="http://schemas.openxmlformats.org/drawingml/2006/main">
+              <a:graphicData uri="http://schemas.openxmlformats.org/drawingml/2006/picture">
+                <pic:pic xmlns:pic="http://schemas.openxmlformats.org/drawingml/2006/picture">
+                  <pic:nvPicPr>
+                    <pic:cNvPr id="1" name=""/>
+                    <pic:cNvPicPr/>
+                  </pic:nvPicPr>
+                  <pic:blipFill>
+                    <a:blip r:embed="rId10"/>
+                    <a:stretch>
+                      <a:fillRect/>
+                    </a:stretch>
+                  </pic:blipFill>
+                  <pic:spPr>
+                    <a:xfrm>
+                      <a:off x="0" y="0"/>
+                      <a:ext cx="4772691" cy="4839375"/>
+                    </a:xfrm>
+                    <a:prstGeom prst="rect">
+                      <a:avLst/>
+                    </a:prstGeom>
+                  </pic:spPr>
+                </pic:pic>
+              </a:graphicData>
+            </a:graphic>
+          </wp:inline>
+        </w:drawing>
+      </w:r>
+    </w:p>
+    <w:p>
+      <w:pPr>
+        <w:rPr>
+          <w:rFonts w:ascii="Times New Roman" w:hAnsi="Times New Roman" w:cs="Times New Roman"/>
+          <w:b/>
+          <w:bCs/>
+          <w:sz w:val="28"/>
+          <w:szCs w:val="28"/>
+        </w:rPr>
+      </w:pPr>
+    </w:p>
+    <w:p>
+      <w:pPr>
+        <w:rPr>
+          <w:rFonts w:ascii="Times New Roman" w:hAnsi="Times New Roman" w:cs="Times New Roman"/>
+          <w:b/>
+          <w:bCs/>
+          <w:sz w:val="28"/>
+          <w:szCs w:val="28"/>
+        </w:rPr>
+      </w:pPr>
+    </w:p>
+    <w:p>
+      <w:pPr>
+        <w:rPr>
+          <w:rFonts w:ascii="Times New Roman" w:hAnsi="Times New Roman" w:cs="Times New Roman"/>
+          <w:b/>
+          <w:bCs/>
+          <w:sz w:val="28"/>
+          <w:szCs w:val="28"/>
+        </w:rPr>
+      </w:pPr>
+      <w:r>
+        <w:rPr>
+          <w:rFonts w:ascii="Times New Roman" w:hAnsi="Times New Roman" w:cs="Times New Roman"/>
+          <w:b/>
+          <w:bCs/>
+          <w:sz w:val="28"/>
+          <w:szCs w:val="28"/>
+        </w:rPr>
+        <w:lastRenderedPageBreak/>
+        <w:t>Сравнение алгоритмов:</w:t>
+      </w:r>
+    </w:p>
+    <w:p>
+      <w:pPr>
+        <w:rPr>
+          <w:rFonts w:ascii="Times New Roman" w:hAnsi="Times New Roman" w:cs="Times New Roman"/>
+          <w:b/>
+          <w:bCs/>
+        </w:rPr>
+      </w:pPr>
+      <w:r>
+        <w:rPr>
+          <w:rFonts w:ascii="Times New Roman" w:hAnsi="Times New Roman" w:cs="Times New Roman"/>
+          <w:b/>
+          <w:bCs/>
+        </w:rPr>
+        <w:drawing>
+          <wp:inline distT="0" distB="0" distL="0" distR="0" wp14:anchorId="0B4C525F" wp14:editId="31F39D02">
+            <wp:extent cx="5940425" cy="3540125"/>
+            <wp:effectExtent l="0" t="0" r="3175" b="3175"/>
+            <wp:docPr id="6" name="Рисунок 6"/>
+            <wp:cNvGraphicFramePr>
+              <a:graphicFrameLocks xmlns:a="http://schemas.openxmlformats.org/drawingml/2006/main" noChangeAspect="1"/>
+            </wp:cNvGraphicFramePr>
+            <a:graphic xmlns:a="http://schemas.openxmlformats.org/drawingml/2006/main">
+              <a:graphicData uri="http://schemas.openxmlformats.org/drawingml/2006/picture">
+                <pic:pic xmlns:pic="http://schemas.openxmlformats.org/drawingml/2006/picture">
+                  <pic:nvPicPr>
+                    <pic:cNvPr id="1" name=""/>
+                    <pic:cNvPicPr/>
+                  </pic:nvPicPr>
+                  <pic:blipFill>
+                    <a:blip r:embed="rId11"/>
+                    <a:stretch>
+                      <a:fillRect/>
+                    </a:stretch>
+                  </pic:blipFill>
+                  <pic:spPr>
+                    <a:xfrm>
+                      <a:off x="0" y="0"/>
+                      <a:ext cx="5940425" cy="3540125"/>
+                    </a:xfrm>
+                    <a:prstGeom prst="rect">
+                      <a:avLst/>
+                    </a:prstGeom>
+                  </pic:spPr>
+                </pic:pic>
+              </a:graphicData>
+            </a:graphic>
+          </wp:inline>
+        </w:drawing>
+      </w:r>
     </w:p>
     <w:p>
       <w:pPr>
@@ -3997,7 +4536,7 @@
   <w:style w:type="paragraph" w:default="1" w:styleId="a">
     <w:name w:val="Normal"/>
     <w:qFormat/>
-    <w:rsid w:val="00E65335"/>
+    <w:rsid w:val="00956E96"/>
     <w:pPr>
       <w:spacing w:after="200" w:line="276" w:lineRule="auto"/>
     </w:pPr>
@@ -4234,7 +4773,6 @@
   <w:style w:type="character" w:default="1" w:styleId="a0">
     <w:name w:val="Default Paragraph Font"/>
     <w:uiPriority w:val="1"/>
-    <w:semiHidden/>
     <w:unhideWhenUsed/>
   </w:style>
   <w:style w:type="table" w:default="1" w:styleId="a1">
